--- a/Tabla_Resumen_Traits.docx
+++ b/Tabla_Resumen_Traits.docx
@@ -686,35 +686,35 @@
                 <w:sz w:val="15"/>
                 <w:szCs w:val="15"/>
               </w:rPr>
-              <w:t xml:space="preserve">0.189 ± 0.022</w:t>
-            </w:r>
-          </w:p>
-        </w:tc>
-        <w:tc>
-          <w:tcPr>
-            <w:tcW w:type="dxa" w:w="950"/>
-            <w:shd w:fill="F2F5F1" w:val="clear"/>
-            <w:tcMar>
-              <w:top w:type="dxa" w:w="40"/>
-              <w:left w:type="dxa" w:w="60"/>
-              <w:bottom w:type="dxa" w:w="40"/>
-              <w:right w:type="dxa" w:w="60"/>
-            </w:tcMar>
-            <w:vAlign w:val="center"/>
-          </w:tcPr>
-          <w:p>
-            <w:pPr>
-              <w:jc w:val="center"/>
-            </w:pPr>
-            <w:r>
-              <w:rPr>
-                <w:rFonts w:ascii="Calibri" w:cs="Calibri" w:eastAsia="Calibri" w:hAnsi="Calibri"/>
-                <w:b w:val="false"/>
-                <w:bCs w:val="false"/>
-                <w:sz w:val="15"/>
-                <w:szCs w:val="15"/>
-              </w:rPr>
-              <w:t xml:space="preserve">0.009 ± 0.001</w:t>
+              <w:t xml:space="preserve">1.890 ± 0.220</w:t>
+            </w:r>
+          </w:p>
+        </w:tc>
+        <w:tc>
+          <w:tcPr>
+            <w:tcW w:type="dxa" w:w="950"/>
+            <w:shd w:fill="F2F5F1" w:val="clear"/>
+            <w:tcMar>
+              <w:top w:type="dxa" w:w="40"/>
+              <w:left w:type="dxa" w:w="60"/>
+              <w:bottom w:type="dxa" w:w="40"/>
+              <w:right w:type="dxa" w:w="60"/>
+            </w:tcMar>
+            <w:vAlign w:val="center"/>
+          </w:tcPr>
+          <w:p>
+            <w:pPr>
+              <w:jc w:val="center"/>
+            </w:pPr>
+            <w:r>
+              <w:rPr>
+                <w:rFonts w:ascii="Calibri" w:cs="Calibri" w:eastAsia="Calibri" w:hAnsi="Calibri"/>
+                <w:b w:val="false"/>
+                <w:bCs w:val="false"/>
+                <w:sz w:val="15"/>
+                <w:szCs w:val="15"/>
+              </w:rPr>
+              <w:t xml:space="preserve">0.090 ± 0.010</w:t>
             </w:r>
           </w:p>
         </w:tc>
@@ -798,7 +798,7 @@
                 <w:sz w:val="15"/>
                 <w:szCs w:val="15"/>
               </w:rPr>
-              <w:t xml:space="preserve">11.0 ± 1.3</w:t>
+              <w:t xml:space="preserve">109.6 ± 13.0</w:t>
             </w:r>
           </w:p>
         </w:tc>
@@ -1008,35 +1008,35 @@
                 <w:sz w:val="15"/>
                 <w:szCs w:val="15"/>
               </w:rPr>
-              <w:t xml:space="preserve">0.179</w:t>
-            </w:r>
-          </w:p>
-        </w:tc>
-        <w:tc>
-          <w:tcPr>
-            <w:tcW w:type="dxa" w:w="950"/>
-            <w:shd w:fill="F2F5F1" w:val="clear"/>
-            <w:tcMar>
-              <w:top w:type="dxa" w:w="40"/>
-              <w:left w:type="dxa" w:w="60"/>
-              <w:bottom w:type="dxa" w:w="40"/>
-              <w:right w:type="dxa" w:w="60"/>
-            </w:tcMar>
-            <w:vAlign w:val="center"/>
-          </w:tcPr>
-          <w:p>
-            <w:pPr>
-              <w:jc w:val="center"/>
-            </w:pPr>
-            <w:r>
-              <w:rPr>
-                <w:rFonts w:ascii="Calibri" w:cs="Calibri" w:eastAsia="Calibri" w:hAnsi="Calibri"/>
-                <w:b w:val="false"/>
-                <w:bCs w:val="false"/>
-                <w:sz w:val="15"/>
-                <w:szCs w:val="15"/>
-              </w:rPr>
-              <w:t xml:space="preserve">0.009</w:t>
+              <w:t xml:space="preserve">1.790</w:t>
+            </w:r>
+          </w:p>
+        </w:tc>
+        <w:tc>
+          <w:tcPr>
+            <w:tcW w:type="dxa" w:w="950"/>
+            <w:shd w:fill="F2F5F1" w:val="clear"/>
+            <w:tcMar>
+              <w:top w:type="dxa" w:w="40"/>
+              <w:left w:type="dxa" w:w="60"/>
+              <w:bottom w:type="dxa" w:w="40"/>
+              <w:right w:type="dxa" w:w="60"/>
+            </w:tcMar>
+            <w:vAlign w:val="center"/>
+          </w:tcPr>
+          <w:p>
+            <w:pPr>
+              <w:jc w:val="center"/>
+            </w:pPr>
+            <w:r>
+              <w:rPr>
+                <w:rFonts w:ascii="Calibri" w:cs="Calibri" w:eastAsia="Calibri" w:hAnsi="Calibri"/>
+                <w:b w:val="false"/>
+                <w:bCs w:val="false"/>
+                <w:sz w:val="15"/>
+                <w:szCs w:val="15"/>
+              </w:rPr>
+              <w:t xml:space="preserve">0.090</w:t>
             </w:r>
           </w:p>
         </w:tc>
@@ -1120,7 +1120,7 @@
                 <w:sz w:val="15"/>
                 <w:szCs w:val="15"/>
               </w:rPr>
-              <w:t xml:space="preserve">8.9</w:t>
+              <w:t xml:space="preserve">89.2</w:t>
             </w:r>
           </w:p>
         </w:tc>
@@ -1330,35 +1330,35 @@
                 <w:sz w:val="15"/>
                 <w:szCs w:val="15"/>
               </w:rPr>
-              <w:t xml:space="preserve">0.205 ± 0.025</w:t>
-            </w:r>
-          </w:p>
-        </w:tc>
-        <w:tc>
-          <w:tcPr>
-            <w:tcW w:type="dxa" w:w="950"/>
-            <w:shd w:fill="F2F5F1" w:val="clear"/>
-            <w:tcMar>
-              <w:top w:type="dxa" w:w="40"/>
-              <w:left w:type="dxa" w:w="60"/>
-              <w:bottom w:type="dxa" w:w="40"/>
-              <w:right w:type="dxa" w:w="60"/>
-            </w:tcMar>
-            <w:vAlign w:val="center"/>
-          </w:tcPr>
-          <w:p>
-            <w:pPr>
-              <w:jc w:val="center"/>
-            </w:pPr>
-            <w:r>
-              <w:rPr>
-                <w:rFonts w:ascii="Calibri" w:cs="Calibri" w:eastAsia="Calibri" w:hAnsi="Calibri"/>
-                <w:b w:val="false"/>
-                <w:bCs w:val="false"/>
-                <w:sz w:val="15"/>
-                <w:szCs w:val="15"/>
-              </w:rPr>
-              <w:t xml:space="preserve">0.012 ± 0.002</w:t>
+              <w:t xml:space="preserve">2.050 ± 0.250</w:t>
+            </w:r>
+          </w:p>
+        </w:tc>
+        <w:tc>
+          <w:tcPr>
+            <w:tcW w:type="dxa" w:w="950"/>
+            <w:shd w:fill="F2F5F1" w:val="clear"/>
+            <w:tcMar>
+              <w:top w:type="dxa" w:w="40"/>
+              <w:left w:type="dxa" w:w="60"/>
+              <w:bottom w:type="dxa" w:w="40"/>
+              <w:right w:type="dxa" w:w="60"/>
+            </w:tcMar>
+            <w:vAlign w:val="center"/>
+          </w:tcPr>
+          <w:p>
+            <w:pPr>
+              <w:jc w:val="center"/>
+            </w:pPr>
+            <w:r>
+              <w:rPr>
+                <w:rFonts w:ascii="Calibri" w:cs="Calibri" w:eastAsia="Calibri" w:hAnsi="Calibri"/>
+                <w:b w:val="false"/>
+                <w:bCs w:val="false"/>
+                <w:sz w:val="15"/>
+                <w:szCs w:val="15"/>
+              </w:rPr>
+              <w:t xml:space="preserve">0.120 ± 0.020</w:t>
             </w:r>
           </w:p>
         </w:tc>
@@ -1442,7 +1442,7 @@
                 <w:sz w:val="15"/>
                 <w:szCs w:val="15"/>
               </w:rPr>
-              <w:t xml:space="preserve">10.5 ± 0.7</w:t>
+              <w:t xml:space="preserve">104.9 ± 6.6</w:t>
             </w:r>
           </w:p>
         </w:tc>
@@ -1652,35 +1652,35 @@
                 <w:sz w:val="15"/>
                 <w:szCs w:val="15"/>
               </w:rPr>
-              <w:t xml:space="preserve">0.219 ± 0.007</w:t>
-            </w:r>
-          </w:p>
-        </w:tc>
-        <w:tc>
-          <w:tcPr>
-            <w:tcW w:type="dxa" w:w="950"/>
-            <w:shd w:fill="F2F5F1" w:val="clear"/>
-            <w:tcMar>
-              <w:top w:type="dxa" w:w="40"/>
-              <w:left w:type="dxa" w:w="60"/>
-              <w:bottom w:type="dxa" w:w="40"/>
-              <w:right w:type="dxa" w:w="60"/>
-            </w:tcMar>
-            <w:vAlign w:val="center"/>
-          </w:tcPr>
-          <w:p>
-            <w:pPr>
-              <w:jc w:val="center"/>
-            </w:pPr>
-            <w:r>
-              <w:rPr>
-                <w:rFonts w:ascii="Calibri" w:cs="Calibri" w:eastAsia="Calibri" w:hAnsi="Calibri"/>
-                <w:b w:val="false"/>
-                <w:bCs w:val="false"/>
-                <w:sz w:val="15"/>
-                <w:szCs w:val="15"/>
-              </w:rPr>
-              <w:t xml:space="preserve">0.011 ± 0.002</w:t>
+              <w:t xml:space="preserve">2.190 ± 0.070</w:t>
+            </w:r>
+          </w:p>
+        </w:tc>
+        <w:tc>
+          <w:tcPr>
+            <w:tcW w:type="dxa" w:w="950"/>
+            <w:shd w:fill="F2F5F1" w:val="clear"/>
+            <w:tcMar>
+              <w:top w:type="dxa" w:w="40"/>
+              <w:left w:type="dxa" w:w="60"/>
+              <w:bottom w:type="dxa" w:w="40"/>
+              <w:right w:type="dxa" w:w="60"/>
+            </w:tcMar>
+            <w:vAlign w:val="center"/>
+          </w:tcPr>
+          <w:p>
+            <w:pPr>
+              <w:jc w:val="center"/>
+            </w:pPr>
+            <w:r>
+              <w:rPr>
+                <w:rFonts w:ascii="Calibri" w:cs="Calibri" w:eastAsia="Calibri" w:hAnsi="Calibri"/>
+                <w:b w:val="false"/>
+                <w:bCs w:val="false"/>
+                <w:sz w:val="15"/>
+                <w:szCs w:val="15"/>
+              </w:rPr>
+              <w:t xml:space="preserve">0.110 ± 0.020</w:t>
             </w:r>
           </w:p>
         </w:tc>
@@ -1764,7 +1764,7 @@
                 <w:sz w:val="15"/>
                 <w:szCs w:val="15"/>
               </w:rPr>
-              <w:t xml:space="preserve">9.3 ± 0.7</w:t>
+              <w:t xml:space="preserve">92.8 ± 7.3</w:t>
             </w:r>
           </w:p>
         </w:tc>
@@ -2011,34 +2011,34 @@
                 <w:sz w:val="15"/>
                 <w:szCs w:val="15"/>
               </w:rPr>
-              <w:t xml:space="preserve">0.192 ± 0.022</w:t>
-            </w:r>
-          </w:p>
-        </w:tc>
-        <w:tc>
-          <w:tcPr>
-            <w:tcW w:type="dxa" w:w="950"/>
-            <w:tcMar>
-              <w:top w:type="dxa" w:w="40"/>
-              <w:left w:type="dxa" w:w="60"/>
-              <w:bottom w:type="dxa" w:w="40"/>
-              <w:right w:type="dxa" w:w="60"/>
-            </w:tcMar>
-            <w:vAlign w:val="center"/>
-          </w:tcPr>
-          <w:p>
-            <w:pPr>
-              <w:jc w:val="center"/>
-            </w:pPr>
-            <w:r>
-              <w:rPr>
-                <w:rFonts w:ascii="Calibri" w:cs="Calibri" w:eastAsia="Calibri" w:hAnsi="Calibri"/>
-                <w:b w:val="false"/>
-                <w:bCs w:val="false"/>
-                <w:sz w:val="15"/>
-                <w:szCs w:val="15"/>
-              </w:rPr>
-              <w:t xml:space="preserve">0.008 ± 0.001</w:t>
+              <w:t xml:space="preserve">1.920 ± 0.220</w:t>
+            </w:r>
+          </w:p>
+        </w:tc>
+        <w:tc>
+          <w:tcPr>
+            <w:tcW w:type="dxa" w:w="950"/>
+            <w:tcMar>
+              <w:top w:type="dxa" w:w="40"/>
+              <w:left w:type="dxa" w:w="60"/>
+              <w:bottom w:type="dxa" w:w="40"/>
+              <w:right w:type="dxa" w:w="60"/>
+            </w:tcMar>
+            <w:vAlign w:val="center"/>
+          </w:tcPr>
+          <w:p>
+            <w:pPr>
+              <w:jc w:val="center"/>
+            </w:pPr>
+            <w:r>
+              <w:rPr>
+                <w:rFonts w:ascii="Calibri" w:cs="Calibri" w:eastAsia="Calibri" w:hAnsi="Calibri"/>
+                <w:b w:val="false"/>
+                <w:bCs w:val="false"/>
+                <w:sz w:val="15"/>
+                <w:szCs w:val="15"/>
+              </w:rPr>
+              <w:t xml:space="preserve">0.080 ± 0.010</w:t>
             </w:r>
           </w:p>
         </w:tc>
@@ -2119,7 +2119,7 @@
                 <w:sz w:val="15"/>
                 <w:szCs w:val="15"/>
               </w:rPr>
-              <w:t xml:space="preserve">12.6 ± 1.2</w:t>
+              <w:t xml:space="preserve">125.8 ± 12.1</w:t>
             </w:r>
           </w:p>
         </w:tc>
@@ -2322,34 +2322,34 @@
                 <w:sz w:val="15"/>
                 <w:szCs w:val="15"/>
               </w:rPr>
-              <w:t xml:space="preserve">0.205 ± 0.026</w:t>
-            </w:r>
-          </w:p>
-        </w:tc>
-        <w:tc>
-          <w:tcPr>
-            <w:tcW w:type="dxa" w:w="950"/>
-            <w:tcMar>
-              <w:top w:type="dxa" w:w="40"/>
-              <w:left w:type="dxa" w:w="60"/>
-              <w:bottom w:type="dxa" w:w="40"/>
-              <w:right w:type="dxa" w:w="60"/>
-            </w:tcMar>
-            <w:vAlign w:val="center"/>
-          </w:tcPr>
-          <w:p>
-            <w:pPr>
-              <w:jc w:val="center"/>
-            </w:pPr>
-            <w:r>
-              <w:rPr>
-                <w:rFonts w:ascii="Calibri" w:cs="Calibri" w:eastAsia="Calibri" w:hAnsi="Calibri"/>
-                <w:b w:val="false"/>
-                <w:bCs w:val="false"/>
-                <w:sz w:val="15"/>
-                <w:szCs w:val="15"/>
-              </w:rPr>
-              <w:t xml:space="preserve">0.008 ± 0.001</w:t>
+              <w:t xml:space="preserve">2.050 ± 0.260</w:t>
+            </w:r>
+          </w:p>
+        </w:tc>
+        <w:tc>
+          <w:tcPr>
+            <w:tcW w:type="dxa" w:w="950"/>
+            <w:tcMar>
+              <w:top w:type="dxa" w:w="40"/>
+              <w:left w:type="dxa" w:w="60"/>
+              <w:bottom w:type="dxa" w:w="40"/>
+              <w:right w:type="dxa" w:w="60"/>
+            </w:tcMar>
+            <w:vAlign w:val="center"/>
+          </w:tcPr>
+          <w:p>
+            <w:pPr>
+              <w:jc w:val="center"/>
+            </w:pPr>
+            <w:r>
+              <w:rPr>
+                <w:rFonts w:ascii="Calibri" w:cs="Calibri" w:eastAsia="Calibri" w:hAnsi="Calibri"/>
+                <w:b w:val="false"/>
+                <w:bCs w:val="false"/>
+                <w:sz w:val="15"/>
+                <w:szCs w:val="15"/>
+              </w:rPr>
+              <w:t xml:space="preserve">0.080 ± 0.010</w:t>
             </w:r>
           </w:p>
         </w:tc>
@@ -2430,7 +2430,7 @@
                 <w:sz w:val="15"/>
                 <w:szCs w:val="15"/>
               </w:rPr>
-              <w:t xml:space="preserve">13.2 ± 2.3</w:t>
+              <w:t xml:space="preserve">131.6 ± 22.5</w:t>
             </w:r>
           </w:p>
         </w:tc>
@@ -2633,34 +2633,34 @@
                 <w:sz w:val="15"/>
                 <w:szCs w:val="15"/>
               </w:rPr>
-              <w:t xml:space="preserve">0.217 ± 0.032</w:t>
-            </w:r>
-          </w:p>
-        </w:tc>
-        <w:tc>
-          <w:tcPr>
-            <w:tcW w:type="dxa" w:w="950"/>
-            <w:tcMar>
-              <w:top w:type="dxa" w:w="40"/>
-              <w:left w:type="dxa" w:w="60"/>
-              <w:bottom w:type="dxa" w:w="40"/>
-              <w:right w:type="dxa" w:w="60"/>
-            </w:tcMar>
-            <w:vAlign w:val="center"/>
-          </w:tcPr>
-          <w:p>
-            <w:pPr>
-              <w:jc w:val="center"/>
-            </w:pPr>
-            <w:r>
-              <w:rPr>
-                <w:rFonts w:ascii="Calibri" w:cs="Calibri" w:eastAsia="Calibri" w:hAnsi="Calibri"/>
-                <w:b w:val="false"/>
-                <w:bCs w:val="false"/>
-                <w:sz w:val="15"/>
-                <w:szCs w:val="15"/>
-              </w:rPr>
-              <w:t xml:space="preserve">0.010 ± 0.001</w:t>
+              <w:t xml:space="preserve">2.170 ± 0.320</w:t>
+            </w:r>
+          </w:p>
+        </w:tc>
+        <w:tc>
+          <w:tcPr>
+            <w:tcW w:type="dxa" w:w="950"/>
+            <w:tcMar>
+              <w:top w:type="dxa" w:w="40"/>
+              <w:left w:type="dxa" w:w="60"/>
+              <w:bottom w:type="dxa" w:w="40"/>
+              <w:right w:type="dxa" w:w="60"/>
+            </w:tcMar>
+            <w:vAlign w:val="center"/>
+          </w:tcPr>
+          <w:p>
+            <w:pPr>
+              <w:jc w:val="center"/>
+            </w:pPr>
+            <w:r>
+              <w:rPr>
+                <w:rFonts w:ascii="Calibri" w:cs="Calibri" w:eastAsia="Calibri" w:hAnsi="Calibri"/>
+                <w:b w:val="false"/>
+                <w:bCs w:val="false"/>
+                <w:sz w:val="15"/>
+                <w:szCs w:val="15"/>
+              </w:rPr>
+              <w:t xml:space="preserve">0.100 ± 0.010</w:t>
             </w:r>
           </w:p>
         </w:tc>
@@ -2741,7 +2741,7 @@
                 <w:sz w:val="15"/>
                 <w:szCs w:val="15"/>
               </w:rPr>
-              <w:t xml:space="preserve">13.1 ± 2.0</w:t>
+              <w:t xml:space="preserve">130.5 ± 19.7</w:t>
             </w:r>
           </w:p>
         </w:tc>
@@ -2944,34 +2944,34 @@
                 <w:sz w:val="15"/>
                 <w:szCs w:val="15"/>
               </w:rPr>
-              <w:t xml:space="preserve">0.207 ± 0.016</w:t>
-            </w:r>
-          </w:p>
-        </w:tc>
-        <w:tc>
-          <w:tcPr>
-            <w:tcW w:type="dxa" w:w="950"/>
-            <w:tcMar>
-              <w:top w:type="dxa" w:w="40"/>
-              <w:left w:type="dxa" w:w="60"/>
-              <w:bottom w:type="dxa" w:w="40"/>
-              <w:right w:type="dxa" w:w="60"/>
-            </w:tcMar>
-            <w:vAlign w:val="center"/>
-          </w:tcPr>
-          <w:p>
-            <w:pPr>
-              <w:jc w:val="center"/>
-            </w:pPr>
-            <w:r>
-              <w:rPr>
-                <w:rFonts w:ascii="Calibri" w:cs="Calibri" w:eastAsia="Calibri" w:hAnsi="Calibri"/>
-                <w:b w:val="false"/>
-                <w:bCs w:val="false"/>
-                <w:sz w:val="15"/>
-                <w:szCs w:val="15"/>
-              </w:rPr>
-              <w:t xml:space="preserve">0.009 ± 0.001</w:t>
+              <w:t xml:space="preserve">2.070 ± 0.160</w:t>
+            </w:r>
+          </w:p>
+        </w:tc>
+        <w:tc>
+          <w:tcPr>
+            <w:tcW w:type="dxa" w:w="950"/>
+            <w:tcMar>
+              <w:top w:type="dxa" w:w="40"/>
+              <w:left w:type="dxa" w:w="60"/>
+              <w:bottom w:type="dxa" w:w="40"/>
+              <w:right w:type="dxa" w:w="60"/>
+            </w:tcMar>
+            <w:vAlign w:val="center"/>
+          </w:tcPr>
+          <w:p>
+            <w:pPr>
+              <w:jc w:val="center"/>
+            </w:pPr>
+            <w:r>
+              <w:rPr>
+                <w:rFonts w:ascii="Calibri" w:cs="Calibri" w:eastAsia="Calibri" w:hAnsi="Calibri"/>
+                <w:b w:val="false"/>
+                <w:bCs w:val="false"/>
+                <w:sz w:val="15"/>
+                <w:szCs w:val="15"/>
+              </w:rPr>
+              <w:t xml:space="preserve">0.090 ± 0.010</w:t>
             </w:r>
           </w:p>
         </w:tc>
@@ -3052,7 +3052,7 @@
                 <w:sz w:val="15"/>
                 <w:szCs w:val="15"/>
               </w:rPr>
-              <w:t xml:space="preserve">12.7 ± 1.4</w:t>
+              <w:t xml:space="preserve">127.2 ± 14.0</w:t>
             </w:r>
           </w:p>
         </w:tc>
@@ -3308,35 +3308,35 @@
                 <w:sz w:val="15"/>
                 <w:szCs w:val="15"/>
               </w:rPr>
-              <w:t xml:space="preserve">0.327 ± 0.041</w:t>
-            </w:r>
-          </w:p>
-        </w:tc>
-        <w:tc>
-          <w:tcPr>
-            <w:tcW w:type="dxa" w:w="950"/>
-            <w:shd w:fill="F2F5F1" w:val="clear"/>
-            <w:tcMar>
-              <w:top w:type="dxa" w:w="40"/>
-              <w:left w:type="dxa" w:w="60"/>
-              <w:bottom w:type="dxa" w:w="40"/>
-              <w:right w:type="dxa" w:w="60"/>
-            </w:tcMar>
-            <w:vAlign w:val="center"/>
-          </w:tcPr>
-          <w:p>
-            <w:pPr>
-              <w:jc w:val="center"/>
-            </w:pPr>
-            <w:r>
-              <w:rPr>
-                <w:rFonts w:ascii="Calibri" w:cs="Calibri" w:eastAsia="Calibri" w:hAnsi="Calibri"/>
-                <w:b w:val="false"/>
-                <w:bCs w:val="false"/>
-                <w:sz w:val="15"/>
-                <w:szCs w:val="15"/>
-              </w:rPr>
-              <w:t xml:space="preserve">0.022 ± 0.004</w:t>
+              <w:t xml:space="preserve">3.270 ± 0.410</w:t>
+            </w:r>
+          </w:p>
+        </w:tc>
+        <w:tc>
+          <w:tcPr>
+            <w:tcW w:type="dxa" w:w="950"/>
+            <w:shd w:fill="F2F5F1" w:val="clear"/>
+            <w:tcMar>
+              <w:top w:type="dxa" w:w="40"/>
+              <w:left w:type="dxa" w:w="60"/>
+              <w:bottom w:type="dxa" w:w="40"/>
+              <w:right w:type="dxa" w:w="60"/>
+            </w:tcMar>
+            <w:vAlign w:val="center"/>
+          </w:tcPr>
+          <w:p>
+            <w:pPr>
+              <w:jc w:val="center"/>
+            </w:pPr>
+            <w:r>
+              <w:rPr>
+                <w:rFonts w:ascii="Calibri" w:cs="Calibri" w:eastAsia="Calibri" w:hAnsi="Calibri"/>
+                <w:b w:val="false"/>
+                <w:bCs w:val="false"/>
+                <w:sz w:val="15"/>
+                <w:szCs w:val="15"/>
+              </w:rPr>
+              <w:t xml:space="preserve">0.220 ± 0.040</w:t>
             </w:r>
           </w:p>
         </w:tc>
@@ -3420,7 +3420,7 @@
                 <w:sz w:val="15"/>
                 <w:szCs w:val="15"/>
               </w:rPr>
-              <w:t xml:space="preserve">28.4 ± 3.3</w:t>
+              <w:t xml:space="preserve">283.9 ± 33.0</w:t>
             </w:r>
           </w:p>
         </w:tc>
@@ -3630,35 +3630,35 @@
                 <w:sz w:val="15"/>
                 <w:szCs w:val="15"/>
               </w:rPr>
-              <w:t xml:space="preserve">0.359 ± 0.064</w:t>
-            </w:r>
-          </w:p>
-        </w:tc>
-        <w:tc>
-          <w:tcPr>
-            <w:tcW w:type="dxa" w:w="950"/>
-            <w:shd w:fill="F2F5F1" w:val="clear"/>
-            <w:tcMar>
-              <w:top w:type="dxa" w:w="40"/>
-              <w:left w:type="dxa" w:w="60"/>
-              <w:bottom w:type="dxa" w:w="40"/>
-              <w:right w:type="dxa" w:w="60"/>
-            </w:tcMar>
-            <w:vAlign w:val="center"/>
-          </w:tcPr>
-          <w:p>
-            <w:pPr>
-              <w:jc w:val="center"/>
-            </w:pPr>
-            <w:r>
-              <w:rPr>
-                <w:rFonts w:ascii="Calibri" w:cs="Calibri" w:eastAsia="Calibri" w:hAnsi="Calibri"/>
-                <w:b w:val="false"/>
-                <w:bCs w:val="false"/>
-                <w:sz w:val="15"/>
-                <w:szCs w:val="15"/>
-              </w:rPr>
-              <w:t xml:space="preserve">0.021 ± 0.004</w:t>
+              <w:t xml:space="preserve">3.590 ± 0.640</w:t>
+            </w:r>
+          </w:p>
+        </w:tc>
+        <w:tc>
+          <w:tcPr>
+            <w:tcW w:type="dxa" w:w="950"/>
+            <w:shd w:fill="F2F5F1" w:val="clear"/>
+            <w:tcMar>
+              <w:top w:type="dxa" w:w="40"/>
+              <w:left w:type="dxa" w:w="60"/>
+              <w:bottom w:type="dxa" w:w="40"/>
+              <w:right w:type="dxa" w:w="60"/>
+            </w:tcMar>
+            <w:vAlign w:val="center"/>
+          </w:tcPr>
+          <w:p>
+            <w:pPr>
+              <w:jc w:val="center"/>
+            </w:pPr>
+            <w:r>
+              <w:rPr>
+                <w:rFonts w:ascii="Calibri" w:cs="Calibri" w:eastAsia="Calibri" w:hAnsi="Calibri"/>
+                <w:b w:val="false"/>
+                <w:bCs w:val="false"/>
+                <w:sz w:val="15"/>
+                <w:szCs w:val="15"/>
+              </w:rPr>
+              <w:t xml:space="preserve">0.210 ± 0.040</w:t>
             </w:r>
           </w:p>
         </w:tc>
@@ -3742,7 +3742,7 @@
                 <w:sz w:val="15"/>
                 <w:szCs w:val="15"/>
               </w:rPr>
-              <w:t xml:space="preserve">27.3 ± 2.5</w:t>
+              <w:t xml:space="preserve">272.7 ± 24.7</w:t>
             </w:r>
           </w:p>
         </w:tc>
@@ -3952,35 +3952,35 @@
                 <w:sz w:val="15"/>
                 <w:szCs w:val="15"/>
               </w:rPr>
-              <w:t xml:space="preserve">0.314 ± 0.057</w:t>
-            </w:r>
-          </w:p>
-        </w:tc>
-        <w:tc>
-          <w:tcPr>
-            <w:tcW w:type="dxa" w:w="950"/>
-            <w:shd w:fill="F2F5F1" w:val="clear"/>
-            <w:tcMar>
-              <w:top w:type="dxa" w:w="40"/>
-              <w:left w:type="dxa" w:w="60"/>
-              <w:bottom w:type="dxa" w:w="40"/>
-              <w:right w:type="dxa" w:w="60"/>
-            </w:tcMar>
-            <w:vAlign w:val="center"/>
-          </w:tcPr>
-          <w:p>
-            <w:pPr>
-              <w:jc w:val="center"/>
-            </w:pPr>
-            <w:r>
-              <w:rPr>
-                <w:rFonts w:ascii="Calibri" w:cs="Calibri" w:eastAsia="Calibri" w:hAnsi="Calibri"/>
-                <w:b w:val="false"/>
-                <w:bCs w:val="false"/>
-                <w:sz w:val="15"/>
-                <w:szCs w:val="15"/>
-              </w:rPr>
-              <w:t xml:space="preserve">0.035 ± 0.009</w:t>
+              <w:t xml:space="preserve">3.140 ± 0.570</w:t>
+            </w:r>
+          </w:p>
+        </w:tc>
+        <w:tc>
+          <w:tcPr>
+            <w:tcW w:type="dxa" w:w="950"/>
+            <w:shd w:fill="F2F5F1" w:val="clear"/>
+            <w:tcMar>
+              <w:top w:type="dxa" w:w="40"/>
+              <w:left w:type="dxa" w:w="60"/>
+              <w:bottom w:type="dxa" w:w="40"/>
+              <w:right w:type="dxa" w:w="60"/>
+            </w:tcMar>
+            <w:vAlign w:val="center"/>
+          </w:tcPr>
+          <w:p>
+            <w:pPr>
+              <w:jc w:val="center"/>
+            </w:pPr>
+            <w:r>
+              <w:rPr>
+                <w:rFonts w:ascii="Calibri" w:cs="Calibri" w:eastAsia="Calibri" w:hAnsi="Calibri"/>
+                <w:b w:val="false"/>
+                <w:bCs w:val="false"/>
+                <w:sz w:val="15"/>
+                <w:szCs w:val="15"/>
+              </w:rPr>
+              <w:t xml:space="preserve">0.350 ± 0.090</w:t>
             </w:r>
           </w:p>
         </w:tc>
@@ -4064,7 +4064,7 @@
                 <w:sz w:val="15"/>
                 <w:szCs w:val="15"/>
               </w:rPr>
-              <w:t xml:space="preserve">28.3 ± 4.2</w:t>
+              <w:t xml:space="preserve">283.3 ± 42.2</w:t>
             </w:r>
           </w:p>
         </w:tc>
@@ -4274,35 +4274,35 @@
                 <w:sz w:val="15"/>
                 <w:szCs w:val="15"/>
               </w:rPr>
-              <w:t xml:space="preserve">0.351 ± 0.053</w:t>
-            </w:r>
-          </w:p>
-        </w:tc>
-        <w:tc>
-          <w:tcPr>
-            <w:tcW w:type="dxa" w:w="950"/>
-            <w:shd w:fill="F2F5F1" w:val="clear"/>
-            <w:tcMar>
-              <w:top w:type="dxa" w:w="40"/>
-              <w:left w:type="dxa" w:w="60"/>
-              <w:bottom w:type="dxa" w:w="40"/>
-              <w:right w:type="dxa" w:w="60"/>
-            </w:tcMar>
-            <w:vAlign w:val="center"/>
-          </w:tcPr>
-          <w:p>
-            <w:pPr>
-              <w:jc w:val="center"/>
-            </w:pPr>
-            <w:r>
-              <w:rPr>
-                <w:rFonts w:ascii="Calibri" w:cs="Calibri" w:eastAsia="Calibri" w:hAnsi="Calibri"/>
-                <w:b w:val="false"/>
-                <w:bCs w:val="false"/>
-                <w:sz w:val="15"/>
-                <w:szCs w:val="15"/>
-              </w:rPr>
-              <w:t xml:space="preserve">0.039 ± 0.012</w:t>
+              <w:t xml:space="preserve">3.510 ± 0.530</w:t>
+            </w:r>
+          </w:p>
+        </w:tc>
+        <w:tc>
+          <w:tcPr>
+            <w:tcW w:type="dxa" w:w="950"/>
+            <w:shd w:fill="F2F5F1" w:val="clear"/>
+            <w:tcMar>
+              <w:top w:type="dxa" w:w="40"/>
+              <w:left w:type="dxa" w:w="60"/>
+              <w:bottom w:type="dxa" w:w="40"/>
+              <w:right w:type="dxa" w:w="60"/>
+            </w:tcMar>
+            <w:vAlign w:val="center"/>
+          </w:tcPr>
+          <w:p>
+            <w:pPr>
+              <w:jc w:val="center"/>
+            </w:pPr>
+            <w:r>
+              <w:rPr>
+                <w:rFonts w:ascii="Calibri" w:cs="Calibri" w:eastAsia="Calibri" w:hAnsi="Calibri"/>
+                <w:b w:val="false"/>
+                <w:bCs w:val="false"/>
+                <w:sz w:val="15"/>
+                <w:szCs w:val="15"/>
+              </w:rPr>
+              <w:t xml:space="preserve">0.390 ± 0.120</w:t>
             </w:r>
           </w:p>
         </w:tc>
@@ -4386,7 +4386,7 @@
                 <w:sz w:val="15"/>
                 <w:szCs w:val="15"/>
               </w:rPr>
-              <w:t xml:space="preserve">29.2 ± 2.9</w:t>
+              <w:t xml:space="preserve">292.2 ± 28.7</w:t>
             </w:r>
           </w:p>
         </w:tc>
@@ -4633,34 +4633,34 @@
                 <w:sz w:val="15"/>
                 <w:szCs w:val="15"/>
               </w:rPr>
-              <w:t xml:space="preserve">0.243 ± 0.031</w:t>
-            </w:r>
-          </w:p>
-        </w:tc>
-        <w:tc>
-          <w:tcPr>
-            <w:tcW w:type="dxa" w:w="950"/>
-            <w:tcMar>
-              <w:top w:type="dxa" w:w="40"/>
-              <w:left w:type="dxa" w:w="60"/>
-              <w:bottom w:type="dxa" w:w="40"/>
-              <w:right w:type="dxa" w:w="60"/>
-            </w:tcMar>
-            <w:vAlign w:val="center"/>
-          </w:tcPr>
-          <w:p>
-            <w:pPr>
-              <w:jc w:val="center"/>
-            </w:pPr>
-            <w:r>
-              <w:rPr>
-                <w:rFonts w:ascii="Calibri" w:cs="Calibri" w:eastAsia="Calibri" w:hAnsi="Calibri"/>
-                <w:b w:val="false"/>
-                <w:bCs w:val="false"/>
-                <w:sz w:val="15"/>
-                <w:szCs w:val="15"/>
-              </w:rPr>
-              <w:t xml:space="preserve">0.012 ± 0.006</w:t>
+              <w:t xml:space="preserve">2.430 ± 0.310</w:t>
+            </w:r>
+          </w:p>
+        </w:tc>
+        <w:tc>
+          <w:tcPr>
+            <w:tcW w:type="dxa" w:w="950"/>
+            <w:tcMar>
+              <w:top w:type="dxa" w:w="40"/>
+              <w:left w:type="dxa" w:w="60"/>
+              <w:bottom w:type="dxa" w:w="40"/>
+              <w:right w:type="dxa" w:w="60"/>
+            </w:tcMar>
+            <w:vAlign w:val="center"/>
+          </w:tcPr>
+          <w:p>
+            <w:pPr>
+              <w:jc w:val="center"/>
+            </w:pPr>
+            <w:r>
+              <w:rPr>
+                <w:rFonts w:ascii="Calibri" w:cs="Calibri" w:eastAsia="Calibri" w:hAnsi="Calibri"/>
+                <w:b w:val="false"/>
+                <w:bCs w:val="false"/>
+                <w:sz w:val="15"/>
+                <w:szCs w:val="15"/>
+              </w:rPr>
+              <w:t xml:space="preserve">0.120 ± 0.060</w:t>
             </w:r>
           </w:p>
         </w:tc>
@@ -4741,7 +4741,7 @@
                 <w:sz w:val="15"/>
                 <w:szCs w:val="15"/>
               </w:rPr>
-              <w:t xml:space="preserve">27.9 ± 3.0</w:t>
+              <w:t xml:space="preserve">279.2 ± 30.0</w:t>
             </w:r>
           </w:p>
         </w:tc>
@@ -4944,34 +4944,34 @@
                 <w:sz w:val="15"/>
                 <w:szCs w:val="15"/>
               </w:rPr>
-              <w:t xml:space="preserve">0.282 ± 0.018</w:t>
-            </w:r>
-          </w:p>
-        </w:tc>
-        <w:tc>
-          <w:tcPr>
-            <w:tcW w:type="dxa" w:w="950"/>
-            <w:tcMar>
-              <w:top w:type="dxa" w:w="40"/>
-              <w:left w:type="dxa" w:w="60"/>
-              <w:bottom w:type="dxa" w:w="40"/>
-              <w:right w:type="dxa" w:w="60"/>
-            </w:tcMar>
-            <w:vAlign w:val="center"/>
-          </w:tcPr>
-          <w:p>
-            <w:pPr>
-              <w:jc w:val="center"/>
-            </w:pPr>
-            <w:r>
-              <w:rPr>
-                <w:rFonts w:ascii="Calibri" w:cs="Calibri" w:eastAsia="Calibri" w:hAnsi="Calibri"/>
-                <w:b w:val="false"/>
-                <w:bCs w:val="false"/>
-                <w:sz w:val="15"/>
-                <w:szCs w:val="15"/>
-              </w:rPr>
-              <w:t xml:space="preserve">0.012 ± 0.001</w:t>
+              <w:t xml:space="preserve">2.820 ± 0.180</w:t>
+            </w:r>
+          </w:p>
+        </w:tc>
+        <w:tc>
+          <w:tcPr>
+            <w:tcW w:type="dxa" w:w="950"/>
+            <w:tcMar>
+              <w:top w:type="dxa" w:w="40"/>
+              <w:left w:type="dxa" w:w="60"/>
+              <w:bottom w:type="dxa" w:w="40"/>
+              <w:right w:type="dxa" w:w="60"/>
+            </w:tcMar>
+            <w:vAlign w:val="center"/>
+          </w:tcPr>
+          <w:p>
+            <w:pPr>
+              <w:jc w:val="center"/>
+            </w:pPr>
+            <w:r>
+              <w:rPr>
+                <w:rFonts w:ascii="Calibri" w:cs="Calibri" w:eastAsia="Calibri" w:hAnsi="Calibri"/>
+                <w:b w:val="false"/>
+                <w:bCs w:val="false"/>
+                <w:sz w:val="15"/>
+                <w:szCs w:val="15"/>
+              </w:rPr>
+              <w:t xml:space="preserve">0.120 ± 0.010</w:t>
             </w:r>
           </w:p>
         </w:tc>
@@ -5052,7 +5052,7 @@
                 <w:sz w:val="15"/>
                 <w:szCs w:val="15"/>
               </w:rPr>
-              <w:t xml:space="preserve">28.4 ± 2.1</w:t>
+              <w:t xml:space="preserve">283.6 ± 21.2</w:t>
             </w:r>
           </w:p>
         </w:tc>
@@ -5255,34 +5255,34 @@
                 <w:sz w:val="15"/>
                 <w:szCs w:val="15"/>
               </w:rPr>
-              <w:t xml:space="preserve">0.240 ± 0.031</w:t>
-            </w:r>
-          </w:p>
-        </w:tc>
-        <w:tc>
-          <w:tcPr>
-            <w:tcW w:type="dxa" w:w="950"/>
-            <w:tcMar>
-              <w:top w:type="dxa" w:w="40"/>
-              <w:left w:type="dxa" w:w="60"/>
-              <w:bottom w:type="dxa" w:w="40"/>
-              <w:right w:type="dxa" w:w="60"/>
-            </w:tcMar>
-            <w:vAlign w:val="center"/>
-          </w:tcPr>
-          <w:p>
-            <w:pPr>
-              <w:jc w:val="center"/>
-            </w:pPr>
-            <w:r>
-              <w:rPr>
-                <w:rFonts w:ascii="Calibri" w:cs="Calibri" w:eastAsia="Calibri" w:hAnsi="Calibri"/>
-                <w:b w:val="false"/>
-                <w:bCs w:val="false"/>
-                <w:sz w:val="15"/>
-                <w:szCs w:val="15"/>
-              </w:rPr>
-              <w:t xml:space="preserve">0.050 ± 0.023</w:t>
+              <w:t xml:space="preserve">2.400 ± 0.310</w:t>
+            </w:r>
+          </w:p>
+        </w:tc>
+        <w:tc>
+          <w:tcPr>
+            <w:tcW w:type="dxa" w:w="950"/>
+            <w:tcMar>
+              <w:top w:type="dxa" w:w="40"/>
+              <w:left w:type="dxa" w:w="60"/>
+              <w:bottom w:type="dxa" w:w="40"/>
+              <w:right w:type="dxa" w:w="60"/>
+            </w:tcMar>
+            <w:vAlign w:val="center"/>
+          </w:tcPr>
+          <w:p>
+            <w:pPr>
+              <w:jc w:val="center"/>
+            </w:pPr>
+            <w:r>
+              <w:rPr>
+                <w:rFonts w:ascii="Calibri" w:cs="Calibri" w:eastAsia="Calibri" w:hAnsi="Calibri"/>
+                <w:b w:val="false"/>
+                <w:bCs w:val="false"/>
+                <w:sz w:val="15"/>
+                <w:szCs w:val="15"/>
+              </w:rPr>
+              <w:t xml:space="preserve">0.500 ± 0.230</w:t>
             </w:r>
           </w:p>
         </w:tc>
@@ -5363,7 +5363,7 @@
                 <w:sz w:val="15"/>
                 <w:szCs w:val="15"/>
               </w:rPr>
-              <w:t xml:space="preserve">29.4 ± 3.5</w:t>
+              <w:t xml:space="preserve">294.0 ± 34.9</w:t>
             </w:r>
           </w:p>
         </w:tc>
@@ -5566,34 +5566,34 @@
                 <w:sz w:val="15"/>
                 <w:szCs w:val="15"/>
               </w:rPr>
-              <w:t xml:space="preserve">0.273 ± 0.017</w:t>
-            </w:r>
-          </w:p>
-        </w:tc>
-        <w:tc>
-          <w:tcPr>
-            <w:tcW w:type="dxa" w:w="950"/>
-            <w:tcMar>
-              <w:top w:type="dxa" w:w="40"/>
-              <w:left w:type="dxa" w:w="60"/>
-              <w:bottom w:type="dxa" w:w="40"/>
-              <w:right w:type="dxa" w:w="60"/>
-            </w:tcMar>
-            <w:vAlign w:val="center"/>
-          </w:tcPr>
-          <w:p>
-            <w:pPr>
-              <w:jc w:val="center"/>
-            </w:pPr>
-            <w:r>
-              <w:rPr>
-                <w:rFonts w:ascii="Calibri" w:cs="Calibri" w:eastAsia="Calibri" w:hAnsi="Calibri"/>
-                <w:b w:val="false"/>
-                <w:bCs w:val="false"/>
-                <w:sz w:val="15"/>
-                <w:szCs w:val="15"/>
-              </w:rPr>
-              <w:t xml:space="preserve">0.024 ± 0.010</w:t>
+              <w:t xml:space="preserve">2.730 ± 0.170</w:t>
+            </w:r>
+          </w:p>
+        </w:tc>
+        <w:tc>
+          <w:tcPr>
+            <w:tcW w:type="dxa" w:w="950"/>
+            <w:tcMar>
+              <w:top w:type="dxa" w:w="40"/>
+              <w:left w:type="dxa" w:w="60"/>
+              <w:bottom w:type="dxa" w:w="40"/>
+              <w:right w:type="dxa" w:w="60"/>
+            </w:tcMar>
+            <w:vAlign w:val="center"/>
+          </w:tcPr>
+          <w:p>
+            <w:pPr>
+              <w:jc w:val="center"/>
+            </w:pPr>
+            <w:r>
+              <w:rPr>
+                <w:rFonts w:ascii="Calibri" w:cs="Calibri" w:eastAsia="Calibri" w:hAnsi="Calibri"/>
+                <w:b w:val="false"/>
+                <w:bCs w:val="false"/>
+                <w:sz w:val="15"/>
+                <w:szCs w:val="15"/>
+              </w:rPr>
+              <w:t xml:space="preserve">0.240 ± 0.100</w:t>
             </w:r>
           </w:p>
         </w:tc>
@@ -5674,7 +5674,7 @@
                 <w:sz w:val="15"/>
                 <w:szCs w:val="15"/>
               </w:rPr>
-              <w:t xml:space="preserve">28.0 ± 2.1</w:t>
+              <w:t xml:space="preserve">280.1 ± 20.7</w:t>
             </w:r>
           </w:p>
         </w:tc>
@@ -5930,35 +5930,35 @@
                 <w:sz w:val="15"/>
                 <w:szCs w:val="15"/>
               </w:rPr>
-              <w:t xml:space="preserve">0.215 ± 0.039</w:t>
-            </w:r>
-          </w:p>
-        </w:tc>
-        <w:tc>
-          <w:tcPr>
-            <w:tcW w:type="dxa" w:w="950"/>
-            <w:shd w:fill="F2F5F1" w:val="clear"/>
-            <w:tcMar>
-              <w:top w:type="dxa" w:w="40"/>
-              <w:left w:type="dxa" w:w="60"/>
-              <w:bottom w:type="dxa" w:w="40"/>
-              <w:right w:type="dxa" w:w="60"/>
-            </w:tcMar>
-            <w:vAlign w:val="center"/>
-          </w:tcPr>
-          <w:p>
-            <w:pPr>
-              <w:jc w:val="center"/>
-            </w:pPr>
-            <w:r>
-              <w:rPr>
-                <w:rFonts w:ascii="Calibri" w:cs="Calibri" w:eastAsia="Calibri" w:hAnsi="Calibri"/>
-                <w:b w:val="false"/>
-                <w:bCs w:val="false"/>
-                <w:sz w:val="15"/>
-                <w:szCs w:val="15"/>
-              </w:rPr>
-              <w:t xml:space="preserve">0.012 ± 0.002</w:t>
+              <w:t xml:space="preserve">2.150 ± 0.390</w:t>
+            </w:r>
+          </w:p>
+        </w:tc>
+        <w:tc>
+          <w:tcPr>
+            <w:tcW w:type="dxa" w:w="950"/>
+            <w:shd w:fill="F2F5F1" w:val="clear"/>
+            <w:tcMar>
+              <w:top w:type="dxa" w:w="40"/>
+              <w:left w:type="dxa" w:w="60"/>
+              <w:bottom w:type="dxa" w:w="40"/>
+              <w:right w:type="dxa" w:w="60"/>
+            </w:tcMar>
+            <w:vAlign w:val="center"/>
+          </w:tcPr>
+          <w:p>
+            <w:pPr>
+              <w:jc w:val="center"/>
+            </w:pPr>
+            <w:r>
+              <w:rPr>
+                <w:rFonts w:ascii="Calibri" w:cs="Calibri" w:eastAsia="Calibri" w:hAnsi="Calibri"/>
+                <w:b w:val="false"/>
+                <w:bCs w:val="false"/>
+                <w:sz w:val="15"/>
+                <w:szCs w:val="15"/>
+              </w:rPr>
+              <w:t xml:space="preserve">0.120 ± 0.020</w:t>
             </w:r>
           </w:p>
         </w:tc>
@@ -6042,7 +6042,7 @@
                 <w:sz w:val="15"/>
                 <w:szCs w:val="15"/>
               </w:rPr>
-              <w:t xml:space="preserve">15.2 ± 3.6</w:t>
+              <w:t xml:space="preserve">151.7 ± 36.1</w:t>
             </w:r>
           </w:p>
         </w:tc>
@@ -6252,35 +6252,35 @@
                 <w:sz w:val="15"/>
                 <w:szCs w:val="15"/>
               </w:rPr>
-              <w:t xml:space="preserve">0.285 ± 0.028</w:t>
-            </w:r>
-          </w:p>
-        </w:tc>
-        <w:tc>
-          <w:tcPr>
-            <w:tcW w:type="dxa" w:w="950"/>
-            <w:shd w:fill="F2F5F1" w:val="clear"/>
-            <w:tcMar>
-              <w:top w:type="dxa" w:w="40"/>
-              <w:left w:type="dxa" w:w="60"/>
-              <w:bottom w:type="dxa" w:w="40"/>
-              <w:right w:type="dxa" w:w="60"/>
-            </w:tcMar>
-            <w:vAlign w:val="center"/>
-          </w:tcPr>
-          <w:p>
-            <w:pPr>
-              <w:jc w:val="center"/>
-            </w:pPr>
-            <w:r>
-              <w:rPr>
-                <w:rFonts w:ascii="Calibri" w:cs="Calibri" w:eastAsia="Calibri" w:hAnsi="Calibri"/>
-                <w:b w:val="false"/>
-                <w:bCs w:val="false"/>
-                <w:sz w:val="15"/>
-                <w:szCs w:val="15"/>
-              </w:rPr>
-              <w:t xml:space="preserve">0.013 ± 0.001</w:t>
+              <w:t xml:space="preserve">2.850 ± 0.280</w:t>
+            </w:r>
+          </w:p>
+        </w:tc>
+        <w:tc>
+          <w:tcPr>
+            <w:tcW w:type="dxa" w:w="950"/>
+            <w:shd w:fill="F2F5F1" w:val="clear"/>
+            <w:tcMar>
+              <w:top w:type="dxa" w:w="40"/>
+              <w:left w:type="dxa" w:w="60"/>
+              <w:bottom w:type="dxa" w:w="40"/>
+              <w:right w:type="dxa" w:w="60"/>
+            </w:tcMar>
+            <w:vAlign w:val="center"/>
+          </w:tcPr>
+          <w:p>
+            <w:pPr>
+              <w:jc w:val="center"/>
+            </w:pPr>
+            <w:r>
+              <w:rPr>
+                <w:rFonts w:ascii="Calibri" w:cs="Calibri" w:eastAsia="Calibri" w:hAnsi="Calibri"/>
+                <w:b w:val="false"/>
+                <w:bCs w:val="false"/>
+                <w:sz w:val="15"/>
+                <w:szCs w:val="15"/>
+              </w:rPr>
+              <w:t xml:space="preserve">0.130 ± 0.010</w:t>
             </w:r>
           </w:p>
         </w:tc>
@@ -6364,7 +6364,7 @@
                 <w:sz w:val="15"/>
                 <w:szCs w:val="15"/>
               </w:rPr>
-              <w:t xml:space="preserve">16.6 ± 1.6</w:t>
+              <w:t xml:space="preserve">165.8 ± 16.4</w:t>
             </w:r>
           </w:p>
         </w:tc>
@@ -6574,35 +6574,35 @@
                 <w:sz w:val="15"/>
                 <w:szCs w:val="15"/>
               </w:rPr>
-              <w:t xml:space="preserve">0.212 ± 0.046</w:t>
-            </w:r>
-          </w:p>
-        </w:tc>
-        <w:tc>
-          <w:tcPr>
-            <w:tcW w:type="dxa" w:w="950"/>
-            <w:shd w:fill="F2F5F1" w:val="clear"/>
-            <w:tcMar>
-              <w:top w:type="dxa" w:w="40"/>
-              <w:left w:type="dxa" w:w="60"/>
-              <w:bottom w:type="dxa" w:w="40"/>
-              <w:right w:type="dxa" w:w="60"/>
-            </w:tcMar>
-            <w:vAlign w:val="center"/>
-          </w:tcPr>
-          <w:p>
-            <w:pPr>
-              <w:jc w:val="center"/>
-            </w:pPr>
-            <w:r>
-              <w:rPr>
-                <w:rFonts w:ascii="Calibri" w:cs="Calibri" w:eastAsia="Calibri" w:hAnsi="Calibri"/>
-                <w:b w:val="false"/>
-                <w:bCs w:val="false"/>
-                <w:sz w:val="15"/>
-                <w:szCs w:val="15"/>
-              </w:rPr>
-              <w:t xml:space="preserve">0.019 ± 0.007</w:t>
+              <w:t xml:space="preserve">2.120 ± 0.460</w:t>
+            </w:r>
+          </w:p>
+        </w:tc>
+        <w:tc>
+          <w:tcPr>
+            <w:tcW w:type="dxa" w:w="950"/>
+            <w:shd w:fill="F2F5F1" w:val="clear"/>
+            <w:tcMar>
+              <w:top w:type="dxa" w:w="40"/>
+              <w:left w:type="dxa" w:w="60"/>
+              <w:bottom w:type="dxa" w:w="40"/>
+              <w:right w:type="dxa" w:w="60"/>
+            </w:tcMar>
+            <w:vAlign w:val="center"/>
+          </w:tcPr>
+          <w:p>
+            <w:pPr>
+              <w:jc w:val="center"/>
+            </w:pPr>
+            <w:r>
+              <w:rPr>
+                <w:rFonts w:ascii="Calibri" w:cs="Calibri" w:eastAsia="Calibri" w:hAnsi="Calibri"/>
+                <w:b w:val="false"/>
+                <w:bCs w:val="false"/>
+                <w:sz w:val="15"/>
+                <w:szCs w:val="15"/>
+              </w:rPr>
+              <w:t xml:space="preserve">0.190 ± 0.070</w:t>
             </w:r>
           </w:p>
         </w:tc>
@@ -6686,7 +6686,7 @@
                 <w:sz w:val="15"/>
                 <w:szCs w:val="15"/>
               </w:rPr>
-              <w:t xml:space="preserve">13.5 ± 2.2</w:t>
+              <w:t xml:space="preserve">134.8 ± 22.2</w:t>
             </w:r>
           </w:p>
         </w:tc>
@@ -6896,35 +6896,35 @@
                 <w:sz w:val="15"/>
                 <w:szCs w:val="15"/>
               </w:rPr>
-              <w:t xml:space="preserve">0.259 ± 0.023</w:t>
-            </w:r>
-          </w:p>
-        </w:tc>
-        <w:tc>
-          <w:tcPr>
-            <w:tcW w:type="dxa" w:w="950"/>
-            <w:shd w:fill="F2F5F1" w:val="clear"/>
-            <w:tcMar>
-              <w:top w:type="dxa" w:w="40"/>
-              <w:left w:type="dxa" w:w="60"/>
-              <w:bottom w:type="dxa" w:w="40"/>
-              <w:right w:type="dxa" w:w="60"/>
-            </w:tcMar>
-            <w:vAlign w:val="center"/>
-          </w:tcPr>
-          <w:p>
-            <w:pPr>
-              <w:jc w:val="center"/>
-            </w:pPr>
-            <w:r>
-              <w:rPr>
-                <w:rFonts w:ascii="Calibri" w:cs="Calibri" w:eastAsia="Calibri" w:hAnsi="Calibri"/>
-                <w:b w:val="false"/>
-                <w:bCs w:val="false"/>
-                <w:sz w:val="15"/>
-                <w:szCs w:val="15"/>
-              </w:rPr>
-              <w:t xml:space="preserve">0.016 ± 0.001</w:t>
+              <w:t xml:space="preserve">2.590 ± 0.230</w:t>
+            </w:r>
+          </w:p>
+        </w:tc>
+        <w:tc>
+          <w:tcPr>
+            <w:tcW w:type="dxa" w:w="950"/>
+            <w:shd w:fill="F2F5F1" w:val="clear"/>
+            <w:tcMar>
+              <w:top w:type="dxa" w:w="40"/>
+              <w:left w:type="dxa" w:w="60"/>
+              <w:bottom w:type="dxa" w:w="40"/>
+              <w:right w:type="dxa" w:w="60"/>
+            </w:tcMar>
+            <w:vAlign w:val="center"/>
+          </w:tcPr>
+          <w:p>
+            <w:pPr>
+              <w:jc w:val="center"/>
+            </w:pPr>
+            <w:r>
+              <w:rPr>
+                <w:rFonts w:ascii="Calibri" w:cs="Calibri" w:eastAsia="Calibri" w:hAnsi="Calibri"/>
+                <w:b w:val="false"/>
+                <w:bCs w:val="false"/>
+                <w:sz w:val="15"/>
+                <w:szCs w:val="15"/>
+              </w:rPr>
+              <w:t xml:space="preserve">0.160 ± 0.010</w:t>
             </w:r>
           </w:p>
         </w:tc>
@@ -7008,7 +7008,7 @@
                 <w:sz w:val="15"/>
                 <w:szCs w:val="15"/>
               </w:rPr>
-              <w:t xml:space="preserve">15.2 ± 1.2</w:t>
+              <w:t xml:space="preserve">152.2 ± 12.1</w:t>
             </w:r>
           </w:p>
         </w:tc>
@@ -7255,34 +7255,34 @@
                 <w:sz w:val="15"/>
                 <w:szCs w:val="15"/>
               </w:rPr>
-              <w:t xml:space="preserve">0.148 ± 0.008</w:t>
-            </w:r>
-          </w:p>
-        </w:tc>
-        <w:tc>
-          <w:tcPr>
-            <w:tcW w:type="dxa" w:w="950"/>
-            <w:tcMar>
-              <w:top w:type="dxa" w:w="40"/>
-              <w:left w:type="dxa" w:w="60"/>
-              <w:bottom w:type="dxa" w:w="40"/>
-              <w:right w:type="dxa" w:w="60"/>
-            </w:tcMar>
-            <w:vAlign w:val="center"/>
-          </w:tcPr>
-          <w:p>
-            <w:pPr>
-              <w:jc w:val="center"/>
-            </w:pPr>
-            <w:r>
-              <w:rPr>
-                <w:rFonts w:ascii="Calibri" w:cs="Calibri" w:eastAsia="Calibri" w:hAnsi="Calibri"/>
-                <w:b w:val="false"/>
-                <w:bCs w:val="false"/>
-                <w:sz w:val="15"/>
-                <w:szCs w:val="15"/>
-              </w:rPr>
-              <w:t xml:space="preserve">0.008 ± 0.001</w:t>
+              <w:t xml:space="preserve">1.480 ± 0.080</w:t>
+            </w:r>
+          </w:p>
+        </w:tc>
+        <w:tc>
+          <w:tcPr>
+            <w:tcW w:type="dxa" w:w="950"/>
+            <w:tcMar>
+              <w:top w:type="dxa" w:w="40"/>
+              <w:left w:type="dxa" w:w="60"/>
+              <w:bottom w:type="dxa" w:w="40"/>
+              <w:right w:type="dxa" w:w="60"/>
+            </w:tcMar>
+            <w:vAlign w:val="center"/>
+          </w:tcPr>
+          <w:p>
+            <w:pPr>
+              <w:jc w:val="center"/>
+            </w:pPr>
+            <w:r>
+              <w:rPr>
+                <w:rFonts w:ascii="Calibri" w:cs="Calibri" w:eastAsia="Calibri" w:hAnsi="Calibri"/>
+                <w:b w:val="false"/>
+                <w:bCs w:val="false"/>
+                <w:sz w:val="15"/>
+                <w:szCs w:val="15"/>
+              </w:rPr>
+              <w:t xml:space="preserve">0.080 ± 0.010</w:t>
             </w:r>
           </w:p>
         </w:tc>
@@ -7363,7 +7363,7 @@
                 <w:sz w:val="15"/>
                 <w:szCs w:val="15"/>
               </w:rPr>
-              <w:t xml:space="preserve">14.3 ± 1.3</w:t>
+              <w:t xml:space="preserve">143.5 ± 13.3</w:t>
             </w:r>
           </w:p>
         </w:tc>
@@ -7566,34 +7566,34 @@
                 <w:sz w:val="15"/>
                 <w:szCs w:val="15"/>
               </w:rPr>
-              <w:t xml:space="preserve">0.167 ± 0.030</w:t>
-            </w:r>
-          </w:p>
-        </w:tc>
-        <w:tc>
-          <w:tcPr>
-            <w:tcW w:type="dxa" w:w="950"/>
-            <w:tcMar>
-              <w:top w:type="dxa" w:w="40"/>
-              <w:left w:type="dxa" w:w="60"/>
-              <w:bottom w:type="dxa" w:w="40"/>
-              <w:right w:type="dxa" w:w="60"/>
-            </w:tcMar>
-            <w:vAlign w:val="center"/>
-          </w:tcPr>
-          <w:p>
-            <w:pPr>
-              <w:jc w:val="center"/>
-            </w:pPr>
-            <w:r>
-              <w:rPr>
-                <w:rFonts w:ascii="Calibri" w:cs="Calibri" w:eastAsia="Calibri" w:hAnsi="Calibri"/>
-                <w:b w:val="false"/>
-                <w:bCs w:val="false"/>
-                <w:sz w:val="15"/>
-                <w:szCs w:val="15"/>
-              </w:rPr>
-              <w:t xml:space="preserve">0.009 ± 0.002</w:t>
+              <w:t xml:space="preserve">1.670 ± 0.300</w:t>
+            </w:r>
+          </w:p>
+        </w:tc>
+        <w:tc>
+          <w:tcPr>
+            <w:tcW w:type="dxa" w:w="950"/>
+            <w:tcMar>
+              <w:top w:type="dxa" w:w="40"/>
+              <w:left w:type="dxa" w:w="60"/>
+              <w:bottom w:type="dxa" w:w="40"/>
+              <w:right w:type="dxa" w:w="60"/>
+            </w:tcMar>
+            <w:vAlign w:val="center"/>
+          </w:tcPr>
+          <w:p>
+            <w:pPr>
+              <w:jc w:val="center"/>
+            </w:pPr>
+            <w:r>
+              <w:rPr>
+                <w:rFonts w:ascii="Calibri" w:cs="Calibri" w:eastAsia="Calibri" w:hAnsi="Calibri"/>
+                <w:b w:val="false"/>
+                <w:bCs w:val="false"/>
+                <w:sz w:val="15"/>
+                <w:szCs w:val="15"/>
+              </w:rPr>
+              <w:t xml:space="preserve">0.090 ± 0.020</w:t>
             </w:r>
           </w:p>
         </w:tc>
@@ -7674,7 +7674,7 @@
                 <w:sz w:val="15"/>
                 <w:szCs w:val="15"/>
               </w:rPr>
-              <w:t xml:space="preserve">14.6 ± 2.0</w:t>
+              <w:t xml:space="preserve">146.0 ± 19.9</w:t>
             </w:r>
           </w:p>
         </w:tc>
@@ -7877,34 +7877,34 @@
                 <w:sz w:val="15"/>
                 <w:szCs w:val="15"/>
               </w:rPr>
-              <w:t xml:space="preserve">0.148 ± 0.026</w:t>
-            </w:r>
-          </w:p>
-        </w:tc>
-        <w:tc>
-          <w:tcPr>
-            <w:tcW w:type="dxa" w:w="950"/>
-            <w:tcMar>
-              <w:top w:type="dxa" w:w="40"/>
-              <w:left w:type="dxa" w:w="60"/>
-              <w:bottom w:type="dxa" w:w="40"/>
-              <w:right w:type="dxa" w:w="60"/>
-            </w:tcMar>
-            <w:vAlign w:val="center"/>
-          </w:tcPr>
-          <w:p>
-            <w:pPr>
-              <w:jc w:val="center"/>
-            </w:pPr>
-            <w:r>
-              <w:rPr>
-                <w:rFonts w:ascii="Calibri" w:cs="Calibri" w:eastAsia="Calibri" w:hAnsi="Calibri"/>
-                <w:b w:val="false"/>
-                <w:bCs w:val="false"/>
-                <w:sz w:val="15"/>
-                <w:szCs w:val="15"/>
-              </w:rPr>
-              <w:t xml:space="preserve">0.023 ± 0.006</w:t>
+              <w:t xml:space="preserve">1.480 ± 0.260</w:t>
+            </w:r>
+          </w:p>
+        </w:tc>
+        <w:tc>
+          <w:tcPr>
+            <w:tcW w:type="dxa" w:w="950"/>
+            <w:tcMar>
+              <w:top w:type="dxa" w:w="40"/>
+              <w:left w:type="dxa" w:w="60"/>
+              <w:bottom w:type="dxa" w:w="40"/>
+              <w:right w:type="dxa" w:w="60"/>
+            </w:tcMar>
+            <w:vAlign w:val="center"/>
+          </w:tcPr>
+          <w:p>
+            <w:pPr>
+              <w:jc w:val="center"/>
+            </w:pPr>
+            <w:r>
+              <w:rPr>
+                <w:rFonts w:ascii="Calibri" w:cs="Calibri" w:eastAsia="Calibri" w:hAnsi="Calibri"/>
+                <w:b w:val="false"/>
+                <w:bCs w:val="false"/>
+                <w:sz w:val="15"/>
+                <w:szCs w:val="15"/>
+              </w:rPr>
+              <w:t xml:space="preserve">0.230 ± 0.060</w:t>
             </w:r>
           </w:p>
         </w:tc>
@@ -7985,7 +7985,7 @@
                 <w:sz w:val="15"/>
                 <w:szCs w:val="15"/>
               </w:rPr>
-              <w:t xml:space="preserve">13.8 ± 0.8</w:t>
+              <w:t xml:space="preserve">138.1 ± 7.5</w:t>
             </w:r>
           </w:p>
         </w:tc>
@@ -8188,34 +8188,34 @@
                 <w:sz w:val="15"/>
                 <w:szCs w:val="15"/>
               </w:rPr>
-              <w:t xml:space="preserve">0.155 ± 0.012</w:t>
-            </w:r>
-          </w:p>
-        </w:tc>
-        <w:tc>
-          <w:tcPr>
-            <w:tcW w:type="dxa" w:w="950"/>
-            <w:tcMar>
-              <w:top w:type="dxa" w:w="40"/>
-              <w:left w:type="dxa" w:w="60"/>
-              <w:bottom w:type="dxa" w:w="40"/>
-              <w:right w:type="dxa" w:w="60"/>
-            </w:tcMar>
-            <w:vAlign w:val="center"/>
-          </w:tcPr>
-          <w:p>
-            <w:pPr>
-              <w:jc w:val="center"/>
-            </w:pPr>
-            <w:r>
-              <w:rPr>
-                <w:rFonts w:ascii="Calibri" w:cs="Calibri" w:eastAsia="Calibri" w:hAnsi="Calibri"/>
-                <w:b w:val="false"/>
-                <w:bCs w:val="false"/>
-                <w:sz w:val="15"/>
-                <w:szCs w:val="15"/>
-              </w:rPr>
-              <w:t xml:space="preserve">0.010 ± 0.000</w:t>
+              <w:t xml:space="preserve">1.550 ± 0.120</w:t>
+            </w:r>
+          </w:p>
+        </w:tc>
+        <w:tc>
+          <w:tcPr>
+            <w:tcW w:type="dxa" w:w="950"/>
+            <w:tcMar>
+              <w:top w:type="dxa" w:w="40"/>
+              <w:left w:type="dxa" w:w="60"/>
+              <w:bottom w:type="dxa" w:w="40"/>
+              <w:right w:type="dxa" w:w="60"/>
+            </w:tcMar>
+            <w:vAlign w:val="center"/>
+          </w:tcPr>
+          <w:p>
+            <w:pPr>
+              <w:jc w:val="center"/>
+            </w:pPr>
+            <w:r>
+              <w:rPr>
+                <w:rFonts w:ascii="Calibri" w:cs="Calibri" w:eastAsia="Calibri" w:hAnsi="Calibri"/>
+                <w:b w:val="false"/>
+                <w:bCs w:val="false"/>
+                <w:sz w:val="15"/>
+                <w:szCs w:val="15"/>
+              </w:rPr>
+              <w:t xml:space="preserve">0.100 ± 0.000</w:t>
             </w:r>
           </w:p>
         </w:tc>
@@ -8296,7 +8296,7 @@
                 <w:sz w:val="15"/>
                 <w:szCs w:val="15"/>
               </w:rPr>
-              <w:t xml:space="preserve">13.9 ± 1.2</w:t>
+              <w:t xml:space="preserve">139.0 ± 12.3</w:t>
             </w:r>
           </w:p>
         </w:tc>
@@ -8315,7 +8315,7 @@
           <w:sz w:val="17"/>
           <w:szCs w:val="17"/>
         </w:rPr>
-        <w:t xml:space="preserve">Nota: Narea y Parea fueron recalculados a partir de LNC/LPC (mg/g) y LMA (g/m²) mediante Narea = LNC × LMA / 1000 (idem Parea), corrigiendo un error de escala (×10) presente en el archivo original. Los tratamientos sin valor de SD corresponden a una única réplica disponible (n = 1). Abreviaturas: δ13C = discriminación isotópica del carbono foliar; iWUE = eficiencia intrínseca en el uso del agua; LNC/LPC/LCC = contenido foliar de N/P/C; Narea/Parea = N/P por unidad de área foliar; LMA = masa foliar por unidad de área.</w:t>
+        <w:t xml:space="preserve">Nota: LMA fue recalculado corrigiendo un error de conversión de unidades (cm² a m²) en el script original, que dividía por 1000 en lugar de por 10,000; se aplicó un factor ×10 de corrección. Narea y Parea corresponden a los valores originales del archivo (ya estaban correctamente calculados). Los tratamientos sin valor de SD corresponden a una única réplica disponible (n = 1). Abreviaturas: δ13C = discriminación isotópica del carbono foliar; iWUE = eficiencia intrínseca en el uso del agua; LNC/LPC/LCC = contenido foliar de N/P/C; Narea/Parea = N/P por unidad de área foliar; LMA = masa foliar por unidad de área.</w:t>
       </w:r>
     </w:p>
     <w:sectPr>
